--- a/library/_deliverables/automatic-sensitivity-labeling-at-scale/IPAUTO-Solution.docx
+++ b/library/_deliverables/automatic-sensitivity-labeling-at-scale/IPAUTO-Solution.docx
@@ -3712,7 +3712,7 @@
           <w:rFonts w:ascii="Consolas" w:hAnsi="Consolas"/>
           <w:sz w:val="19"/>
         </w:rPr>
-        <w:t>IPAUTO-AutoLabelConfig.ps1 -ClientSide -Label "Confidential \ All Employees" -Sit "&lt;SIT name&gt;" -MinCount &lt;N&gt; -Recommend -WhatIf</w:t>
+        <w:t>IPAUTO-Configure.ps1 -ClientSide -Label "Confidential \ All Employees" -Sit "&lt;SIT name&gt;" -MinCount &lt;N&gt; -Recommend -WhatIf</w:t>
       </w:r>
       <w:r>
         <w:t xml:space="preserve">. It prints the </w:t>
@@ -3812,7 +3812,7 @@
           <w:rFonts w:ascii="Consolas" w:hAnsi="Consolas"/>
           <w:sz w:val="19"/>
         </w:rPr>
-        <w:t>IPAUTO-AutoLabelConfig.ps1 -ServiceSide -PolicyName "AutoLabel Sim - Confidential - SPO+ODB" -RuleName "AutoLabel Rule - Confidential - SPO+ODB" -Label "Confidential \ All Employees" -Workload SharePoint,OneDrive -Sit "&lt;SIT name&gt;" -MinCount &lt;N&gt; -WhatIf</w:t>
+        <w:t>IPAUTO-Configure.ps1 -ServiceSide -PolicyName "AutoLabel Sim - Confidential - SPO+ODB" -RuleName "AutoLabel Rule - Confidential - SPO+ODB" -Label "Confidential \ All Employees" -Workload SharePoint,OneDrive -Sit "&lt;SIT name&gt;" -MinCount &lt;N&gt; -WhatIf</w:t>
       </w:r>
       <w:r>
         <w:t xml:space="preserve">. It shows the </w:t>
@@ -3954,7 +3954,7 @@
           <w:rFonts w:ascii="Consolas" w:hAnsi="Consolas"/>
           <w:sz w:val="19"/>
         </w:rPr>
-        <w:t>IPAUTO-AutoLabelConfig.ps1 -ServiceSide -PolicyName "AutoLabel Sim - Confidential - Exchange" -RuleName "AutoLabel Rule - Confidential - Exchange" -Label "Confidential \ All Employees" -Workload Exchange -Sit "&lt;SIT name&gt;" -MinCount &lt;N&gt; -WhatIf</w:t>
+        <w:t>IPAUTO-Configure.ps1 -ServiceSide -PolicyName "AutoLabel Sim - Confidential - Exchange" -RuleName "AutoLabel Rule - Confidential - Exchange" -Label "Confidential \ All Employees" -Workload Exchange -Sit "&lt;SIT name&gt;" -MinCount &lt;N&gt; -WhatIf</w:t>
       </w:r>
       <w:r>
         <w:t xml:space="preserve">, review, then </w:t>
@@ -4021,7 +4021,7 @@
           <w:rFonts w:ascii="Consolas" w:hAnsi="Consolas"/>
           <w:sz w:val="19"/>
         </w:rPr>
-        <w:t>IPAUTO-SimulationReport.ps1 -PolicyName "AutoLabel Sim - Confidential - SPO+ODB"</w:t>
+        <w:t>IPAUTO-Report.ps1 -PolicyName "AutoLabel Sim - Confidential - SPO+ODB"</w:t>
       </w:r>
       <w:r>
         <w:t xml:space="preserve">. It confirms the policy is still in </w:t>
@@ -4103,7 +4103,7 @@
           <w:rFonts w:ascii="Consolas" w:hAnsi="Consolas"/>
           <w:sz w:val="19"/>
         </w:rPr>
-        <w:t>IPAUTO-AutoLabelConfig.ps1 -ServiceSide ... -UpdateRule -Commit</w:t>
+        <w:t>IPAUTO-Configure.ps1 -ServiceSide ... -UpdateRule -Commit</w:t>
       </w:r>
       <w:r>
         <w:t>, and let simulation re-run. Iterate.</w:t>
@@ -4167,7 +4167,7 @@
           <w:rFonts w:ascii="Consolas" w:hAnsi="Consolas"/>
           <w:sz w:val="19"/>
         </w:rPr>
-        <w:t>IPAUTO-AutoLabelConfig.ps1 -ServiceSide -PolicyName "AutoLabel Sim - Confidential - SPO+ODB" -Enforce -Locations "&lt;pilot sites&gt;" -WhatIf</w:t>
+        <w:t>IPAUTO-Configure.ps1 -ServiceSide -PolicyName "AutoLabel Sim - Confidential - SPO+ODB" -Enforce -Locations "&lt;pilot sites&gt;" -WhatIf</w:t>
       </w:r>
       <w:r>
         <w:t xml:space="preserve">, review the </w:t>
@@ -4205,7 +4205,7 @@
           <w:rFonts w:ascii="Consolas" w:hAnsi="Consolas"/>
           <w:sz w:val="19"/>
         </w:rPr>
-        <w:t>IPAUTO-SimulationReport.ps1</w:t>
+        <w:t>IPAUTO-Report.ps1</w:t>
       </w:r>
       <w:r>
         <w:t xml:space="preserve"> and </w:t>
@@ -4215,7 +4215,7 @@
           <w:rFonts w:ascii="Consolas" w:hAnsi="Consolas"/>
           <w:sz w:val="19"/>
         </w:rPr>
-        <w:t>IPAUTO-Reporting.ps1</w:t>
+        <w:t>IPAUTO-Report.ps1</w:t>
       </w:r>
       <w:r>
         <w:t xml:space="preserve"> and confirm labels are being applied on the pilot locations as simulation predicted — no unexpected encryption/marking.</w:t>
@@ -4239,7 +4239,7 @@
           <w:rFonts w:ascii="Consolas" w:hAnsi="Consolas"/>
           <w:sz w:val="19"/>
         </w:rPr>
-        <w:t>IPAUTO-AutoLabelConfig.ps1 -ServiceSide -PolicyName "&lt;name&gt;" -BackToSimulation -Commit</w:t>
+        <w:t>IPAUTO-Configure.ps1 -ServiceSide -PolicyName "&lt;name&gt;" -BackToSimulation -Commit</w:t>
       </w:r>
       <w:r>
         <w:t xml:space="preserve"> returns the policy to simulation (stops labeling).</w:t>
@@ -4265,7 +4265,7 @@
           <w:rFonts w:ascii="Consolas" w:hAnsi="Consolas"/>
           <w:sz w:val="19"/>
         </w:rPr>
-        <w:t>IPAUTO-AutoLabelConfig.ps1 -ServiceSide -PolicyName "AutoLabel Sim - Confidential - SPO+ODB" -Enforce -Locations All -WhatIf</w:t>
+        <w:t>IPAUTO-Configure.ps1 -ServiceSide -PolicyName "AutoLabel Sim - Confidential - SPO+ODB" -Enforce -Locations All -WhatIf</w:t>
       </w:r>
       <w:r>
         <w:t xml:space="preserve">, review, then </w:t>
@@ -4302,7 +4302,7 @@
           <w:rFonts w:ascii="Consolas" w:hAnsi="Consolas"/>
           <w:sz w:val="19"/>
         </w:rPr>
-        <w:t>IPAUTO-AutoLabelConfig.ps1 -ClientSide -Label "..." -AutoApply -Commit</w:t>
+        <w:t>IPAUTO-Configure.ps1 -ClientSide -Label "..." -AutoApply -Commit</w:t>
       </w:r>
       <w:r>
         <w:t>) once the recommended behavior is trusted.</w:t>
@@ -4320,7 +4320,7 @@
           <w:rFonts w:ascii="Consolas" w:hAnsi="Consolas"/>
           <w:sz w:val="19"/>
         </w:rPr>
-        <w:t>IPAUTO-Reporting.ps1</w:t>
+        <w:t>IPAUTO-Report.ps1</w:t>
       </w:r>
       <w:r>
         <w:t xml:space="preserve"> on a cadence to confirm labeling coverage is climbing as expected, and </w:t>
@@ -4596,7 +4596,7 @@
           <w:rFonts w:ascii="Consolas" w:hAnsi="Consolas"/>
           <w:sz w:val="19"/>
         </w:rPr>
-        <w:t>IPAUTO-AutoLabelConfig.ps1 -ClientSide ... -Commit</w:t>
+        <w:t>IPAUTO-Configure.ps1 -ClientSide ... -Commit</w:t>
       </w:r>
       <w:r>
         <w:t>) and re-test.</w:t>
@@ -4628,7 +4628,7 @@
           <w:rFonts w:ascii="Consolas" w:hAnsi="Consolas"/>
           <w:sz w:val="19"/>
         </w:rPr>
-        <w:t>IPAUTO-SimulationReport.ps1 -PolicyName "AutoLabel Sim - Confidential - SPO+ODB"</w:t>
+        <w:t>IPAUTO-Report.ps1 -PolicyName "AutoLabel Sim - Confidential - SPO+ODB"</w:t>
       </w:r>
       <w:r>
         <w:t xml:space="preserve"> (and the Exchange policy); confirm </w:t>
@@ -4723,7 +4723,7 @@
           <w:rFonts w:ascii="Consolas" w:hAnsi="Consolas"/>
           <w:sz w:val="19"/>
         </w:rPr>
-        <w:t>IPAUTO-AutoLabelConfig.ps1 -ServiceSide ... -BackToSimulation -Commit</w:t>
+        <w:t>IPAUTO-Configure.ps1 -ServiceSide ... -BackToSimulation -Commit</w:t>
       </w:r>
       <w:r>
         <w:t>) and investigate why.</w:t>
@@ -4755,7 +4755,7 @@
           <w:rFonts w:ascii="Consolas" w:hAnsi="Consolas"/>
           <w:sz w:val="19"/>
         </w:rPr>
-        <w:t>IPAUTO-SimulationReport.ps1 -PolicyName "AutoLabel Sim - Confidential - SPO+ODB"</w:t>
+        <w:t>IPAUTO-Report.ps1 -PolicyName "AutoLabel Sim - Confidential - SPO+ODB"</w:t>
       </w:r>
       <w:r>
         <w:t>; check scan/deployment status and the matched-items pointer.</w:t>
@@ -4976,7 +4976,7 @@
           <w:rFonts w:ascii="Consolas" w:hAnsi="Consolas"/>
           <w:sz w:val="19"/>
         </w:rPr>
-        <w:t>IPAUTO-SimulationReport.ps1</w:t>
+        <w:t>IPAUTO-Report.ps1</w:t>
       </w:r>
       <w:r>
         <w:t xml:space="preserve"> and </w:t>
@@ -4986,7 +4986,7 @@
           <w:rFonts w:ascii="Consolas" w:hAnsi="Consolas"/>
           <w:sz w:val="19"/>
         </w:rPr>
-        <w:t>IPAUTO-Reporting.ps1</w:t>
+        <w:t>IPAUTO-Report.ps1</w:t>
       </w:r>
       <w:r>
         <w:t xml:space="preserve"> and spot-check newly labeled items on those locations.</w:t>
@@ -5146,7 +5146,7 @@
           <w:rFonts w:ascii="Consolas" w:hAnsi="Consolas"/>
           <w:sz w:val="19"/>
         </w:rPr>
-        <w:t>IPAUTO-Reporting.ps1</w:t>
+        <w:t>IPAUTO-Report.ps1</w:t>
       </w:r>
       <w:r>
         <w:t xml:space="preserve"> on a cadence to report labeled-item activity/coverage.</w:t>
@@ -5215,7 +5215,7 @@
           <w:rFonts w:ascii="Consolas" w:hAnsi="Consolas"/>
           <w:sz w:val="19"/>
         </w:rPr>
-        <w:t>IPAUTO-AutoLabelConfig.ps1 -ServiceSide -PolicyName "&lt;name&gt;" -BackToSimulation -Commit</w:t>
+        <w:t>IPAUTO-Configure.ps1 -ServiceSide -PolicyName "&lt;name&gt;" -BackToSimulation -Commit</w:t>
       </w:r>
       <w:r>
         <w:t>.</w:t>
@@ -7331,7 +7331,7 @@
                 <w:rFonts w:ascii="Consolas" w:hAnsi="Consolas"/>
                 <w:sz w:val="19"/>
               </w:rPr>
-              <w:t>IPAUTO-AutoLabelConfig.ps1</w:t>
+              <w:t>IPAUTO-Configure.ps1</w:t>
             </w:r>
           </w:p>
         </w:tc>
@@ -7416,7 +7416,7 @@
                 <w:rFonts w:ascii="Consolas" w:hAnsi="Consolas"/>
                 <w:sz w:val="19"/>
               </w:rPr>
-              <w:t>IPAUTO-SimulationReport.ps1</w:t>
+              <w:t>IPAUTO-Report.ps1</w:t>
             </w:r>
           </w:p>
         </w:tc>
@@ -7467,7 +7467,7 @@
                 <w:rFonts w:ascii="Consolas" w:hAnsi="Consolas"/>
                 <w:sz w:val="19"/>
               </w:rPr>
-              <w:t>IPAUTO-Reporting.ps1</w:t>
+              <w:t>IPAUTO-Report.ps1</w:t>
             </w:r>
           </w:p>
         </w:tc>
